--- a/tillsyn/A 42266-2026 tillsynsbegäran.docx
+++ b/tillsyn/A 42266-2026 tillsynsbegäran.docx
@@ -944,7 +944,7 @@
     <w:r>
       <w:tab/>
       <w:tab/>
-      <w:t>2026-10-13</w:t>
+      <w:t>2026-10-14</w:t>
       <w:br/>
       <w:br/>
     </w:r>

--- a/tillsyn/A 42266-2026 tillsynsbegäran.docx
+++ b/tillsyn/A 42266-2026 tillsynsbegäran.docx
@@ -944,7 +944,7 @@
     <w:r>
       <w:tab/>
       <w:tab/>
-      <w:t>2026-10-14</w:t>
+      <w:t>2026-10-15</w:t>
       <w:br/>
       <w:br/>
     </w:r>

--- a/tillsyn/A 42266-2026 tillsynsbegäran.docx
+++ b/tillsyn/A 42266-2026 tillsynsbegäran.docx
@@ -944,7 +944,7 @@
     <w:r>
       <w:tab/>
       <w:tab/>
-      <w:t>2026-10-15</w:t>
+      <w:t>2026-10-16</w:t>
       <w:br/>
       <w:br/>
     </w:r>

--- a/tillsyn/A 42266-2026 tillsynsbegäran.docx
+++ b/tillsyn/A 42266-2026 tillsynsbegäran.docx
@@ -944,7 +944,7 @@
     <w:r>
       <w:tab/>
       <w:tab/>
-      <w:t>2026-10-16</w:t>
+      <w:t>2026-10-17</w:t>
       <w:br/>
       <w:br/>
     </w:r>

--- a/tillsyn/A 42266-2026 tillsynsbegäran.docx
+++ b/tillsyn/A 42266-2026 tillsynsbegäran.docx
@@ -944,7 +944,7 @@
     <w:r>
       <w:tab/>
       <w:tab/>
-      <w:t>2026-10-17</w:t>
+      <w:t>2026-10-18</w:t>
       <w:br/>
       <w:br/>
     </w:r>

--- a/tillsyn/A 42266-2026 tillsynsbegäran.docx
+++ b/tillsyn/A 42266-2026 tillsynsbegäran.docx
@@ -944,7 +944,7 @@
     <w:r>
       <w:tab/>
       <w:tab/>
-      <w:t>2026-10-18</w:t>
+      <w:t>2026-10-19</w:t>
       <w:br/>
       <w:br/>
     </w:r>

--- a/tillsyn/A 42266-2026 tillsynsbegäran.docx
+++ b/tillsyn/A 42266-2026 tillsynsbegäran.docx
@@ -944,7 +944,7 @@
     <w:r>
       <w:tab/>
       <w:tab/>
-      <w:t>2026-10-19</w:t>
+      <w:t>2026-10-20</w:t>
       <w:br/>
       <w:br/>
     </w:r>

--- a/tillsyn/A 42266-2026 tillsynsbegäran.docx
+++ b/tillsyn/A 42266-2026 tillsynsbegäran.docx
@@ -944,7 +944,7 @@
     <w:r>
       <w:tab/>
       <w:tab/>
-      <w:t>2026-10-20</w:t>
+      <w:t>2026-10-21</w:t>
       <w:br/>
       <w:br/>
     </w:r>

--- a/tillsyn/A 42266-2026 tillsynsbegäran.docx
+++ b/tillsyn/A 42266-2026 tillsynsbegäran.docx
@@ -944,7 +944,7 @@
     <w:r>
       <w:tab/>
       <w:tab/>
-      <w:t>2026-10-21</w:t>
+      <w:t>2026-10-22</w:t>
       <w:br/>
       <w:br/>
     </w:r>

--- a/tillsyn/A 42266-2026 tillsynsbegäran.docx
+++ b/tillsyn/A 42266-2026 tillsynsbegäran.docx
@@ -944,7 +944,7 @@
     <w:r>
       <w:tab/>
       <w:tab/>
-      <w:t>2026-10-22</w:t>
+      <w:t>2026-10-23</w:t>
       <w:br/>
       <w:br/>
     </w:r>

--- a/tillsyn/A 42266-2026 tillsynsbegäran.docx
+++ b/tillsyn/A 42266-2026 tillsynsbegäran.docx
@@ -944,7 +944,7 @@
     <w:r>
       <w:tab/>
       <w:tab/>
-      <w:t>2026-10-23</w:t>
+      <w:t>2026-10-24</w:t>
       <w:br/>
       <w:br/>
     </w:r>

--- a/tillsyn/A 42266-2026 tillsynsbegäran.docx
+++ b/tillsyn/A 42266-2026 tillsynsbegäran.docx
@@ -65,7 +65,7 @@
     </w:p>
     <w:p>
       <w:r>
-        <w:t>I och inom 9 meter från avverkningsanmälan finns fynd av 10 naturvårdsarter, varav 3 är rödlistade, 2 är fridlysta, 6 är typiska (T) och 6 är signalarter (S): aspgelélav (VU, T), dropptaggsvamp (NT, T), tretåig hackspett (NT, T, §4), bronshjon (S, T), bårdlav (S, T), stor revmossa (S), thomsons trägnagare (S), vedticka (S, T), västlig hakmossa (S) och kungsfågel (§4). Se Figur 1.</w:t>
+        <w:t>I och inom 9 meter från avverkningsanmälan finns fynd av 15 naturvårdsarter, varav 6 är rödlistade, 4 är fridlysta, 11 är typiska (T) och 6 är signalarter (S): aspgelélav (VU, T), garnlav (VU, T), dropptaggsvamp (NT, T), tretåig hackspett (NT, T, §4), ullticka (NT, T), vedtrappmossa (NT, T), bronshjon (S, T), bårdlav (S, T), stor revmossa (S), thomsons trägnagare (S), vedticka (S, T), västlig hakmossa (S), spillkråka (T, §4), tofsmes (T, §4) och kungsfågel (§4). Se Figur 1.</w:t>
       </w:r>
     </w:p>
     <w:p>
@@ -129,10 +129,10 @@
         <w:rPr>
           <w:b/>
         </w:rPr>
-        <w:t>Dropptaggsvamp (NT)</w:t>
-      </w:r>
-      <w:r>
-        <w:t xml:space="preserve"> bildar mykorrhiza med tall, främst i barrskog med trädkontinuitet, i magra, torra och ljusöppna lavtallskogar och i barrblandskogar med friskmossor och lingon i fältskiktet. Den totala populationen i landet har minskat och bedöms fortsätta minska till följd av slutavverkningar av tallskog. Det är högst oklart om arten långsiktigt kan etablera och reproducera sig i skogsbestånd som brukas med trakthyggesmetoder, markberedning, gödsling eller föryngring med förädlat plantmaterial. Uppfyller kriterierna för att bli rödlistad på grund av ny kunskap som visar att en större andel av populationen än tidigare bedömt är knuten till kontinuitetsbarrskog. Minskningstakten för den svenska populationen bedöms vara nära gränsvärdet för Sårbar (VU). Dropptaggsvamp är typisk art för </w:t>
+        <w:t>Garnlav (VU)</w:t>
+      </w:r>
+      <w:r>
+        <w:t xml:space="preserve"> är en utpräglad barrskogsart som ibland kan drapera träden i norrländska grannaturskogar med hög luftfuktighet. Den förekommer även i talldominerade bestånd där den, förutom i trädens grenverk, påträffas hängande över ojämnheter i tallbarken. Arten har minskat starkt i södra och mellersta Sverige och den minskar även i sitt nordliga utbredningsområde. Minskningstakten uppgår till 30 (20–50) % inom 50 år och överstiger gränsvärdet för Sårbar (VU). Orsaken till tillbakagången beror främst på slutavverkningar av naturskogsartade skogar. Bestånd med riklig förekomst bör regelmässigt sparas, vilket även gynnar flera andra sällsynta och rödlistade arter. Garnlav är värdväxt för den mycket sällsynta och akut hotade fjärilen barrskogslavfly (CR) som hör hemma i boreala barrskogar med riklig förekomst av värdväxten. Tidigare kunde arten konstateras årligen på flera platser vid Dala-Floda i Dalarna innan lokalerna kalavverkades. Senaste fyndet i landet av barrskogslavfly är från år 2000 då den påträffades vid Högberget i Sollefteå kommun. Garnlav är typisk art för </w:t>
       </w:r>
       <w:r>
         <w:rPr>
@@ -141,6 +141,35 @@
         <w:t xml:space="preserve">9010 Taiga </w:t>
       </w:r>
       <w:r>
+        <w:t>och</w:t>
+      </w:r>
+      <w:r>
+        <w:rPr>
+          <w:i/>
+        </w:rPr>
+        <w:t xml:space="preserve"> 9070 Trädklädd betesmark</w:t>
+      </w:r>
+      <w:r>
+        <w:t xml:space="preserve"> (SLU Artdatabanken, 2026).</w:t>
+      </w:r>
+    </w:p>
+    <w:p>
+      <w:r>
+        <w:rPr>
+          <w:b/>
+        </w:rPr>
+        <w:t>Dropptaggsvamp (NT)</w:t>
+      </w:r>
+      <w:r>
+        <w:t xml:space="preserve"> bildar mykorrhiza med tall, främst i barrskog med trädkontinuitet, i magra, torra och ljusöppna lavtallskogar och i barrblandskogar med friskmossor och lingon i fältskiktet. Den totala populationen i landet har minskat och bedöms fortsätta minska till följd av slutavverkningar av tallskog. Det är högst oklart om arten långsiktigt kan etablera och reproducera sig i skogsbestånd som brukas med trakthyggesmetoder, markberedning, gödsling eller föryngring med förädlat plantmaterial. Uppfyller kriterierna för att bli rödlistad på grund av ny kunskap som visar att en större andel av populationen än tidigare bedömt är knuten till kontinuitetsbarrskog. Minskningstakten för den svenska populationen bedöms vara nära gränsvärdet för Sårbar (VU). Dropptaggsvamp är typisk art för </w:t>
+      </w:r>
+      <w:r>
+        <w:rPr>
+          <w:i/>
+        </w:rPr>
+        <w:t xml:space="preserve">9010 Taiga </w:t>
+      </w:r>
+      <w:r>
         <w:t>(SLU Artdatabanken, 2026).</w:t>
       </w:r>
     </w:p>
@@ -178,10 +207,66 @@
         <w:rPr>
           <w:b/>
         </w:rPr>
-        <w:t>Bronshjon</w:t>
-      </w:r>
-      <w:r>
-        <w:t xml:space="preserve"> är en skalbagge vars larvutveckling sker under grov bark på stammar av döda eller döende barrträd, främst gran, i mindre omfattning tall. Arten är knuten till äldre, naturskogslik granskog med inslag av torkande träd. Bronshjon är typisk art för </w:t>
+        <w:t>Ullticka (NT)</w:t>
+      </w:r>
+      <w:r>
+        <w:t xml:space="preserve"> är knuten till restbestånd av barrnaturskog och förekommer med ett tydligt optimum i orörda eller måttligt påverkade gamla granskogar där det föreligger viss kontinuitet av grov död ved. Ullticka är en bra signalart inom hela sitt utbredningsområde och i södra Sverige är den sällsynt och en god signalart för skyddsvärda granskogsmiljöer. Den hotas av avverkning och fragmentering av naturskog och äldre granskog med lång trädkontinuitet. På ullticka kan ibland ulltickeporing (VU) påträffas - det är en sällsynt ticka som nyligen delats upp i de tre olika arterna ulltickeporing </w:t>
+      </w:r>
+      <w:r>
+        <w:rPr>
+          <w:i/>
+        </w:rPr>
+        <w:t xml:space="preserve">Skeletocutis brevispora </w:t>
+      </w:r>
+      <w:r>
+        <w:t>(VU)</w:t>
+      </w:r>
+      <w:r>
+        <w:rPr>
+          <w:i/>
+        </w:rPr>
+        <w:t>, Skeletocutis delicata</w:t>
+      </w:r>
+      <w:r>
+        <w:t xml:space="preserve"> (VU)</w:t>
+      </w:r>
+      <w:r>
+        <w:rPr>
+          <w:i/>
+        </w:rPr>
+        <w:t xml:space="preserve"> och Skeletocutis exilis</w:t>
+      </w:r>
+      <w:r>
+        <w:t xml:space="preserve"> (NT). Ullticka är typisk art för </w:t>
+      </w:r>
+      <w:r>
+        <w:rPr>
+          <w:i/>
+        </w:rPr>
+        <w:t xml:space="preserve">9010 Taiga, 9050 Näringsrik granskog </w:t>
+      </w:r>
+      <w:r>
+        <w:t xml:space="preserve">och </w:t>
+      </w:r>
+      <w:r>
+        <w:rPr>
+          <w:i/>
+        </w:rPr>
+        <w:t>9030 Landhöjningsskog</w:t>
+      </w:r>
+      <w:r>
+        <w:t xml:space="preserve"> (SLU Artdatabanken, 2026; Nitare &amp; Skogsstyrelsen, 2019; Miettinen &amp; Niemelä, 2018).</w:t>
+      </w:r>
+    </w:p>
+    <w:p>
+      <w:r>
+        <w:rPr>
+          <w:b/>
+        </w:rPr>
+        <w:t xml:space="preserve">Vedtrappmossa (NT) </w:t>
+      </w:r>
+      <w:r>
+        <w:t xml:space="preserve">växer på död ved, främst i gammal granskog. Den förekommer knappast alls i fjällnära barrskogar utan finns i skogslandskapet nedom fjällen och framför allt i landets södra delar är den en mycket bra signalart för barrnaturskog med höga naturvärden. Skogsavverkning och brist på grov död ved i skogen är de allvarligaste hoten och den överlever inte kalhyggesbruk. Lokaler med sluten granskog, tillräckligt stora för att säkerställa ett kontinuerligt tillskott på grova lågor, bör undantas från storskaligt skogsbruk. Vedtrappmossa är typisk art för </w:t>
       </w:r>
       <w:r>
         <w:rPr>
@@ -190,6 +275,26 @@
         <w:t>9010 Taiga</w:t>
       </w:r>
       <w:r>
+        <w:t xml:space="preserve"> (SLU Artdatabanken, 2024).</w:t>
+      </w:r>
+    </w:p>
+    <w:p>
+      <w:r>
+        <w:rPr>
+          <w:b/>
+        </w:rPr>
+        <w:t>Bronshjon</w:t>
+      </w:r>
+      <w:r>
+        <w:t xml:space="preserve"> är en skalbagge vars larvutveckling sker under grov bark på stammar av döda eller döende barrträd, främst gran, i mindre omfattning tall. Arten är knuten till äldre, naturskogslik granskog med inslag av torkande träd. Bronshjon är typisk art för </w:t>
+      </w:r>
+      <w:r>
+        <w:rPr>
+          <w:i/>
+        </w:rPr>
+        <w:t>9010 Taiga</w:t>
+      </w:r>
+      <w:r>
         <w:t xml:space="preserve"> (SLU Artdatabanken, 2025).</w:t>
       </w:r>
     </w:p>
@@ -258,6 +363,55 @@
       </w:r>
       <w:r>
         <w:t>(Nitare &amp; Skogsstyrelsen, 2019; SLU Artdatabanken, 2025).</w:t>
+      </w:r>
+    </w:p>
+    <w:p>
+      <w:r>
+        <w:rPr>
+          <w:b/>
+        </w:rPr>
+        <w:t>Spillkråka (§4)</w:t>
+      </w:r>
+      <w:r>
+        <w:t xml:space="preserve"> omfattas av bilaga 1 i EU:s fågeldirektiv och är typisk art för </w:t>
+      </w:r>
+      <w:r>
+        <w:rPr>
+          <w:i/>
+        </w:rPr>
+        <w:t xml:space="preserve">9010 Taiga </w:t>
+      </w:r>
+      <w:r>
+        <w:t>och</w:t>
+      </w:r>
+      <w:r>
+        <w:rPr>
+          <w:i/>
+        </w:rPr>
+        <w:t xml:space="preserve"> 9740 Skogsbevuxen myr</w:t>
+      </w:r>
+      <w:r>
+        <w:t>. Den behöver grova träd, främst tall, asp och bok som boträd. Skogsbruk med korta omloppstider och täta, homogena ungskogar utgör det största hotet. Spillkråka är en nyckelart i skogliga miljöer vars övergivna bohål utnyttjas av flera andra hålhäckande fågelarter och fladdermöss, däribland pärluggla (EN, §4), knipa (§4), salskrake (§4) och skogsduva (§4). Hökuggla (VU, §4) och slaguggla (§4) häckar ofta i högstubbar som brutits av i höjd med ett gammalt spillkråkebo (SLU Artdatabanken, 2026; Skogsstyrelsen, 2016).</w:t>
+      </w:r>
+    </w:p>
+    <w:p>
+      <w:r>
+        <w:rPr>
+          <w:b/>
+        </w:rPr>
+        <w:t>Tofsmes (§4)</w:t>
+      </w:r>
+      <w:r>
+        <w:t xml:space="preserve"> häckar i barr- och blandskog, främst i tallskog. Tofsmes är typisk art för </w:t>
+      </w:r>
+      <w:r>
+        <w:rPr>
+          <w:i/>
+        </w:rPr>
+        <w:t xml:space="preserve">9010 Taiga </w:t>
+      </w:r>
+      <w:r>
+        <w:t>(SLU Artdatabanken, 2025).</w:t>
       </w:r>
     </w:p>
     <w:p>
@@ -297,7 +451,7 @@
     </w:p>
     <w:p>
       <w:r>
-        <w:t>Följande typiska arter har sina livsmiljöer och växtplatser i den avverkningsanmälda skogen: aspgelélav (VU, T), dropptaggsvamp (NT, T), tretåig hackspett (NT, T, §4), bronshjon (S, T), bårdlav (S, T) och vedticka (S, T).</w:t>
+        <w:t>Följande typiska arter har sina livsmiljöer och växtplatser i den avverkningsanmälda skogen: aspgelélav (VU, T), garnlav (VU, T), dropptaggsvamp (NT, T), tretåig hackspett (NT, T, §4), ullticka (NT, T), vedtrappmossa (NT, T), bronshjon (S, T), bårdlav (S, T), vedticka (S, T), spillkråka (T, §4) och tofsmes (T, §4).</w:t>
       </w:r>
     </w:p>
     <w:p>
@@ -566,6 +720,78 @@
       </w:r>
       <w:r>
         <w:t>Acta Ornithologica 40(1): 53–60.</w:t>
+      </w:r>
+    </w:p>
+    <w:p>
+      <w:pPr>
+        <w:pStyle w:val="Heading1"/>
+      </w:pPr>
+      <w:r>
+        <w:t>Spillkråka – ekologi samt krav på livsmiljön</w:t>
+      </w:r>
+    </w:p>
+    <w:p>
+      <w:r>
+        <w:t xml:space="preserve">Spillkråka (§4) ingår i bilaga 1 EU:s fågeldirektiv och är typisk art för </w:t>
+      </w:r>
+      <w:r>
+        <w:rPr>
+          <w:i/>
+        </w:rPr>
+        <w:t xml:space="preserve">9010 Taiga </w:t>
+      </w:r>
+      <w:r>
+        <w:t>och</w:t>
+      </w:r>
+      <w:r>
+        <w:rPr>
+          <w:i/>
+        </w:rPr>
+        <w:t xml:space="preserve"> 9740 Skogsbevuxen myr</w:t>
+      </w:r>
+      <w:r>
+        <w:t>. Den lever i både barr- och blandskog liksom i ren lövskog. De tätaste populationerna tenderar att finnas i äldre, variationsrik blandskog med gott om död ved och gamla träd. Varje par utnyttjar 400–1000 hektar skog beroende på skogens kvalitet. Skogsbruk med korta omloppstider och täta, homogena ungskogar utgör det största hotet (SLU Artdatabanken, 2026).</w:t>
+      </w:r>
+    </w:p>
+    <w:p>
+      <w:r>
+        <w:t>Spillkråka är en nyckelart i skogliga miljöer vars övergivna bohål utnyttjas av flera andra hålhäckande fågelarter och fladdermöss, däribland pärluggla (EN, §4), knipa (§4), salskrake (§4) och skogsduva (§4). Hökuggla (VU, §4) och slaguggla (§4) häckar ofta i högstubbar som brutits av i höjd med ett gammalt spillkråkebo (Skogsstyrelsen, 2016).</w:t>
+      </w:r>
+    </w:p>
+    <w:p>
+      <w:pPr>
+        <w:pStyle w:val="Heading2"/>
+      </w:pPr>
+      <w:r>
+        <w:t>Referenser – spillkråka</w:t>
+      </w:r>
+    </w:p>
+    <w:p>
+      <w:r>
+        <w:t xml:space="preserve">Skogsstyrelsen, 2016. </w:t>
+      </w:r>
+      <w:r>
+        <w:rPr>
+          <w:i/>
+        </w:rPr>
+        <w:t xml:space="preserve">Vägledning för hänsyn till spillkråka. </w:t>
+      </w:r>
+      <w:r>
+        <w:t>Vägledningar och kunskapsstöd artskydd – Skogsstyrelsen.</w:t>
+      </w:r>
+    </w:p>
+    <w:p>
+      <w:r>
+        <w:t xml:space="preserve">SLU Artdatabanken, 2026. </w:t>
+      </w:r>
+      <w:r>
+        <w:rPr>
+          <w:i/>
+        </w:rPr>
+        <w:t xml:space="preserve">Artfaktablad. Naturvård – artfakta. </w:t>
+      </w:r>
+      <w:r>
+        <w:t>SLU Artdatabanken, Uppsala.</w:t>
       </w:r>
     </w:p>
     <w:p>
@@ -944,7 +1170,7 @@
     <w:r>
       <w:tab/>
       <w:tab/>
-      <w:t>2026-10-24</w:t>
+      <w:t>2026-10-25</w:t>
       <w:br/>
       <w:br/>
     </w:r>

--- a/tillsyn/A 42266-2026 tillsynsbegäran.docx
+++ b/tillsyn/A 42266-2026 tillsynsbegäran.docx
@@ -1170,7 +1170,7 @@
     <w:r>
       <w:tab/>
       <w:tab/>
-      <w:t>2026-10-25</w:t>
+      <w:t>2026-10-26</w:t>
       <w:br/>
       <w:br/>
     </w:r>

--- a/tillsyn/A 42266-2026 tillsynsbegäran.docx
+++ b/tillsyn/A 42266-2026 tillsynsbegäran.docx
@@ -1170,7 +1170,7 @@
     <w:r>
       <w:tab/>
       <w:tab/>
-      <w:t>2026-10-26</w:t>
+      <w:t>2026-10-27</w:t>
       <w:br/>
       <w:br/>
     </w:r>

--- a/tillsyn/A 42266-2026 tillsynsbegäran.docx
+++ b/tillsyn/A 42266-2026 tillsynsbegäran.docx
@@ -65,7 +65,7 @@
     </w:p>
     <w:p>
       <w:r>
-        <w:t>I och inom 9 meter från avverkningsanmälan finns fynd av 15 naturvårdsarter, varav 6 är rödlistade, 4 är fridlysta, 11 är typiska (T) och 6 är signalarter (S): aspgelélav (VU, T), garnlav (VU, T), dropptaggsvamp (NT, T), tretåig hackspett (NT, T, §4), ullticka (NT, T), vedtrappmossa (NT, T), bronshjon (S, T), bårdlav (S, T), stor revmossa (S), thomsons trägnagare (S), vedticka (S, T), västlig hakmossa (S), spillkråka (T, §4), tofsmes (T, §4) och kungsfågel (§4). Se Figur 1.</w:t>
+        <w:t>I och inom 9 meter från avverkningsanmälan finns fynd av 13 naturvårdsarter, varav 4 är rödlistade, 4 är fridlysta, 9 är typiska (T) och 6 är signalarter (S): aspgelélav (VU, T), dropptaggsvamp (NT, T), tretåig hackspett (NT, T, §4), ullticka (NT, T), bronshjon (S, T), bårdlav (S, T), stor revmossa (S), thomsons trägnagare (S), vedticka (S, T), västlig hakmossa (S), spillkråka (T, §4), tofsmes (T, §4) och kungsfågel (§4). Se Figur 1.</w:t>
       </w:r>
     </w:p>
     <w:p>
@@ -129,10 +129,10 @@
         <w:rPr>
           <w:b/>
         </w:rPr>
-        <w:t>Garnlav (VU)</w:t>
-      </w:r>
-      <w:r>
-        <w:t xml:space="preserve"> är en utpräglad barrskogsart som ibland kan drapera träden i norrländska grannaturskogar med hög luftfuktighet. Den förekommer även i talldominerade bestånd där den, förutom i trädens grenverk, påträffas hängande över ojämnheter i tallbarken. Arten har minskat starkt i södra och mellersta Sverige och den minskar även i sitt nordliga utbredningsområde. Minskningstakten uppgår till 30 (20–50) % inom 50 år och överstiger gränsvärdet för Sårbar (VU). Orsaken till tillbakagången beror främst på slutavverkningar av naturskogsartade skogar. Bestånd med riklig förekomst bör regelmässigt sparas, vilket även gynnar flera andra sällsynta och rödlistade arter. Garnlav är värdväxt för den mycket sällsynta och akut hotade fjärilen barrskogslavfly (CR) som hör hemma i boreala barrskogar med riklig förekomst av värdväxten. Tidigare kunde arten konstateras årligen på flera platser vid Dala-Floda i Dalarna innan lokalerna kalavverkades. Senaste fyndet i landet av barrskogslavfly är från år 2000 då den påträffades vid Högberget i Sollefteå kommun. Garnlav är typisk art för </w:t>
+        <w:t>Dropptaggsvamp (NT)</w:t>
+      </w:r>
+      <w:r>
+        <w:t xml:space="preserve"> bildar mykorrhiza med tall, främst i barrskog med trädkontinuitet, i magra, torra och ljusöppna lavtallskogar och i barrblandskogar med friskmossor och lingon i fältskiktet. Den totala populationen i landet har minskat och bedöms fortsätta minska till följd av slutavverkningar av tallskog. Det är högst oklart om arten långsiktigt kan etablera och reproducera sig i skogsbestånd som brukas med trakthyggesmetoder, markberedning, gödsling eller föryngring med förädlat plantmaterial. Uppfyller kriterierna för att bli rödlistad på grund av ny kunskap som visar att en större andel av populationen än tidigare bedömt är knuten till kontinuitetsbarrskog. Minskningstakten för den svenska populationen bedöms vara nära gränsvärdet för Sårbar (VU). Dropptaggsvamp är typisk art för </w:t>
       </w:r>
       <w:r>
         <w:rPr>
@@ -141,35 +141,6 @@
         <w:t xml:space="preserve">9010 Taiga </w:t>
       </w:r>
       <w:r>
-        <w:t>och</w:t>
-      </w:r>
-      <w:r>
-        <w:rPr>
-          <w:i/>
-        </w:rPr>
-        <w:t xml:space="preserve"> 9070 Trädklädd betesmark</w:t>
-      </w:r>
-      <w:r>
-        <w:t xml:space="preserve"> (SLU Artdatabanken, 2026).</w:t>
-      </w:r>
-    </w:p>
-    <w:p>
-      <w:r>
-        <w:rPr>
-          <w:b/>
-        </w:rPr>
-        <w:t>Dropptaggsvamp (NT)</w:t>
-      </w:r>
-      <w:r>
-        <w:t xml:space="preserve"> bildar mykorrhiza med tall, främst i barrskog med trädkontinuitet, i magra, torra och ljusöppna lavtallskogar och i barrblandskogar med friskmossor och lingon i fältskiktet. Den totala populationen i landet har minskat och bedöms fortsätta minska till följd av slutavverkningar av tallskog. Det är högst oklart om arten långsiktigt kan etablera och reproducera sig i skogsbestånd som brukas med trakthyggesmetoder, markberedning, gödsling eller föryngring med förädlat plantmaterial. Uppfyller kriterierna för att bli rödlistad på grund av ny kunskap som visar att en större andel av populationen än tidigare bedömt är knuten till kontinuitetsbarrskog. Minskningstakten för den svenska populationen bedöms vara nära gränsvärdet för Sårbar (VU). Dropptaggsvamp är typisk art för </w:t>
-      </w:r>
-      <w:r>
-        <w:rPr>
-          <w:i/>
-        </w:rPr>
-        <w:t xml:space="preserve">9010 Taiga </w:t>
-      </w:r>
-      <w:r>
         <w:t>(SLU Artdatabanken, 2026).</w:t>
       </w:r>
     </w:p>
@@ -256,26 +227,6 @@
       </w:r>
       <w:r>
         <w:t xml:space="preserve"> (SLU Artdatabanken, 2026; Nitare &amp; Skogsstyrelsen, 2019; Miettinen &amp; Niemelä, 2018).</w:t>
-      </w:r>
-    </w:p>
-    <w:p>
-      <w:r>
-        <w:rPr>
-          <w:b/>
-        </w:rPr>
-        <w:t xml:space="preserve">Vedtrappmossa (NT) </w:t>
-      </w:r>
-      <w:r>
-        <w:t xml:space="preserve">växer på död ved, främst i gammal granskog. Den förekommer knappast alls i fjällnära barrskogar utan finns i skogslandskapet nedom fjällen och framför allt i landets södra delar är den en mycket bra signalart för barrnaturskog med höga naturvärden. Skogsavverkning och brist på grov död ved i skogen är de allvarligaste hoten och den överlever inte kalhyggesbruk. Lokaler med sluten granskog, tillräckligt stora för att säkerställa ett kontinuerligt tillskott på grova lågor, bör undantas från storskaligt skogsbruk. Vedtrappmossa är typisk art för </w:t>
-      </w:r>
-      <w:r>
-        <w:rPr>
-          <w:i/>
-        </w:rPr>
-        <w:t>9010 Taiga</w:t>
-      </w:r>
-      <w:r>
-        <w:t xml:space="preserve"> (SLU Artdatabanken, 2024).</w:t>
       </w:r>
     </w:p>
     <w:p>
@@ -451,7 +402,7 @@
     </w:p>
     <w:p>
       <w:r>
-        <w:t>Följande typiska arter har sina livsmiljöer och växtplatser i den avverkningsanmälda skogen: aspgelélav (VU, T), garnlav (VU, T), dropptaggsvamp (NT, T), tretåig hackspett (NT, T, §4), ullticka (NT, T), vedtrappmossa (NT, T), bronshjon (S, T), bårdlav (S, T), vedticka (S, T), spillkråka (T, §4) och tofsmes (T, §4).</w:t>
+        <w:t>Följande typiska arter har sina livsmiljöer och växtplatser i den avverkningsanmälda skogen: aspgelélav (VU, T), dropptaggsvamp (NT, T), tretåig hackspett (NT, T, §4), ullticka (NT, T), bronshjon (S, T), bårdlav (S, T), vedticka (S, T), spillkråka (T, §4) och tofsmes (T, §4).</w:t>
       </w:r>
     </w:p>
     <w:p>
@@ -1170,7 +1121,7 @@
     <w:r>
       <w:tab/>
       <w:tab/>
-      <w:t>2026-10-27</w:t>
+      <w:t>2026-10-28</w:t>
       <w:br/>
       <w:br/>
     </w:r>

--- a/tillsyn/A 42266-2026 tillsynsbegäran.docx
+++ b/tillsyn/A 42266-2026 tillsynsbegäran.docx
@@ -1121,7 +1121,7 @@
     <w:r>
       <w:tab/>
       <w:tab/>
-      <w:t>2026-10-28</w:t>
+      <w:t>2026-10-29</w:t>
       <w:br/>
       <w:br/>
     </w:r>

--- a/tillsyn/A 42266-2026 tillsynsbegäran.docx
+++ b/tillsyn/A 42266-2026 tillsynsbegäran.docx
@@ -1121,7 +1121,7 @@
     <w:r>
       <w:tab/>
       <w:tab/>
-      <w:t>2026-10-29</w:t>
+      <w:t>2026-10-31</w:t>
       <w:br/>
       <w:br/>
     </w:r>
